--- a/dist/SUBMISSION_FINAL/P4_Singapore_MIR/02_title_page.docx
+++ b/dist/SUBMISSION_FINAL/P4_Singapore_MIR/02_title_page.docx
@@ -170,7 +170,7 @@
         <w:t xml:space="preserve"> </w:t>
       </w:r>
       <w:r>
-        <w:t xml:space="preserve">College of Economics, Can Tho University (CTU)</w:t>
+        <w:t xml:space="preserve">School of Economics, Can Tho University (CTU)</w:t>
       </w:r>
     </w:p>
     <w:p>
@@ -218,7 +218,7 @@
           <w:rPr>
             <w:rStyle w:val="Hyperlink"/>
           </w:rPr>
-          <w:t xml:space="preserve">huongp1323001@gstudent.ctu.edu.vn</w:t>
+          <w:t xml:space="preserve">thuyhuongctu@gmail.com</w:t>
         </w:r>
       </w:hyperlink>
     </w:p>
@@ -346,7 +346,7 @@
         <w:t xml:space="preserve"> </w:t>
       </w:r>
       <w:r>
-        <w:t xml:space="preserve">College of Economics, Can Tho University (CTU)</w:t>
+        <w:t xml:space="preserve">School of Economics, Can Tho University (CTU)</w:t>
       </w:r>
     </w:p>
     <w:p>
@@ -1297,7 +1297,7 @@
               <w:jc w:val="left"/>
             </w:pPr>
             <w:r>
-              <w:t xml:space="preserve">Approximately 6,500 words</w:t>
+              <w:t xml:space="preserve">Approximately 8,500 words</w:t>
             </w:r>
           </w:p>
         </w:tc>
@@ -1323,7 +1323,7 @@
               <w:jc w:val="left"/>
             </w:pPr>
             <w:r>
-              <w:t xml:space="preserve">3 (inline)</w:t>
+              <w:t xml:space="preserve">12 (inline; including hierarchical regression Table 2, marginal-effects Table 4, robustness Table 3, plus 9 supplementary tables for descriptive statistics and Sections 4.5 diagnostics)</w:t>
             </w:r>
           </w:p>
         </w:tc>
@@ -1349,7 +1349,7 @@
               <w:jc w:val="left"/>
             </w:pPr>
             <w:r>
-              <w:t xml:space="preserve">5 (inline)</w:t>
+              <w:t xml:space="preserve">10 (inline; conceptual model Figure 1, DAI marginal-effects Figure 2, predicted I–P curve Figure 3, plus 7 supplementary diagnostic figures)</w:t>
             </w:r>
           </w:p>
         </w:tc>
